--- a/tillsyn/A 10862-2025 tillsynsbegäran.docx
+++ b/tillsyn/A 10862-2025 tillsynsbegäran.docx
@@ -218,7 +218,7 @@
     <w:r>
       <w:tab/>
       <w:tab/>
-      <w:t>2025-03-07</w:t>
+      <w:t>2025-03-08</w:t>
       <w:br/>
       <w:br/>
     </w:r>

--- a/tillsyn/A 10862-2025 tillsynsbegäran.docx
+++ b/tillsyn/A 10862-2025 tillsynsbegäran.docx
@@ -218,7 +218,7 @@
     <w:r>
       <w:tab/>
       <w:tab/>
-      <w:t>2025-03-08</w:t>
+      <w:t>2025-03-09</w:t>
       <w:br/>
       <w:br/>
     </w:r>

--- a/tillsyn/A 10862-2025 tillsynsbegäran.docx
+++ b/tillsyn/A 10862-2025 tillsynsbegäran.docx
@@ -218,7 +218,7 @@
     <w:r>
       <w:tab/>
       <w:tab/>
-      <w:t>2025-03-09</w:t>
+      <w:t>2025-03-10</w:t>
       <w:br/>
       <w:br/>
     </w:r>

--- a/tillsyn/A 10862-2025 tillsynsbegäran.docx
+++ b/tillsyn/A 10862-2025 tillsynsbegäran.docx
@@ -218,7 +218,7 @@
     <w:r>
       <w:tab/>
       <w:tab/>
-      <w:t>2025-03-10</w:t>
+      <w:t>2025-03-11</w:t>
       <w:br/>
       <w:br/>
     </w:r>

--- a/tillsyn/A 10862-2025 tillsynsbegäran.docx
+++ b/tillsyn/A 10862-2025 tillsynsbegäran.docx
@@ -218,7 +218,7 @@
     <w:r>
       <w:tab/>
       <w:tab/>
-      <w:t>2025-03-11</w:t>
+      <w:t>2025-03-12</w:t>
       <w:br/>
       <w:br/>
     </w:r>

--- a/tillsyn/A 10862-2025 tillsynsbegäran.docx
+++ b/tillsyn/A 10862-2025 tillsynsbegäran.docx
@@ -218,7 +218,7 @@
     <w:r>
       <w:tab/>
       <w:tab/>
-      <w:t>2025-03-12</w:t>
+      <w:t>2025-03-13</w:t>
       <w:br/>
       <w:br/>
     </w:r>

--- a/tillsyn/A 10862-2025 tillsynsbegäran.docx
+++ b/tillsyn/A 10862-2025 tillsynsbegäran.docx
@@ -218,7 +218,7 @@
     <w:r>
       <w:tab/>
       <w:tab/>
-      <w:t>2025-03-13</w:t>
+      <w:t>2025-03-14</w:t>
       <w:br/>
       <w:br/>
     </w:r>

--- a/tillsyn/A 10862-2025 tillsynsbegäran.docx
+++ b/tillsyn/A 10862-2025 tillsynsbegäran.docx
@@ -218,7 +218,7 @@
     <w:r>
       <w:tab/>
       <w:tab/>
-      <w:t>2025-03-14</w:t>
+      <w:t>2025-03-15</w:t>
       <w:br/>
       <w:br/>
     </w:r>

--- a/tillsyn/A 10862-2025 tillsynsbegäran.docx
+++ b/tillsyn/A 10862-2025 tillsynsbegäran.docx
@@ -218,7 +218,7 @@
     <w:r>
       <w:tab/>
       <w:tab/>
-      <w:t>2025-03-15</w:t>
+      <w:t>2025-03-16</w:t>
       <w:br/>
       <w:br/>
     </w:r>

--- a/tillsyn/A 10862-2025 tillsynsbegäran.docx
+++ b/tillsyn/A 10862-2025 tillsynsbegäran.docx
@@ -218,7 +218,7 @@
     <w:r>
       <w:tab/>
       <w:tab/>
-      <w:t>2025-03-16</w:t>
+      <w:t>2025-03-17</w:t>
       <w:br/>
       <w:br/>
     </w:r>

--- a/tillsyn/A 10862-2025 tillsynsbegäran.docx
+++ b/tillsyn/A 10862-2025 tillsynsbegäran.docx
@@ -218,7 +218,7 @@
     <w:r>
       <w:tab/>
       <w:tab/>
-      <w:t>2025-03-17</w:t>
+      <w:t>2025-03-18</w:t>
       <w:br/>
       <w:br/>
     </w:r>

--- a/tillsyn/A 10862-2025 tillsynsbegäran.docx
+++ b/tillsyn/A 10862-2025 tillsynsbegäran.docx
@@ -218,7 +218,7 @@
     <w:r>
       <w:tab/>
       <w:tab/>
-      <w:t>2025-03-18</w:t>
+      <w:t>2025-03-19</w:t>
       <w:br/>
       <w:br/>
     </w:r>

--- a/tillsyn/A 10862-2025 tillsynsbegäran.docx
+++ b/tillsyn/A 10862-2025 tillsynsbegäran.docx
@@ -218,7 +218,7 @@
     <w:r>
       <w:tab/>
       <w:tab/>
-      <w:t>2025-03-19</w:t>
+      <w:t>2025-03-20</w:t>
       <w:br/>
       <w:br/>
     </w:r>

--- a/tillsyn/A 10862-2025 tillsynsbegäran.docx
+++ b/tillsyn/A 10862-2025 tillsynsbegäran.docx
@@ -218,7 +218,7 @@
     <w:r>
       <w:tab/>
       <w:tab/>
-      <w:t>2025-03-20</w:t>
+      <w:t>2025-03-21</w:t>
       <w:br/>
       <w:br/>
     </w:r>

--- a/tillsyn/A 10862-2025 tillsynsbegäran.docx
+++ b/tillsyn/A 10862-2025 tillsynsbegäran.docx
@@ -218,7 +218,7 @@
     <w:r>
       <w:tab/>
       <w:tab/>
-      <w:t>2025-03-21</w:t>
+      <w:t>2025-03-22</w:t>
       <w:br/>
       <w:br/>
     </w:r>

--- a/tillsyn/A 10862-2025 tillsynsbegäran.docx
+++ b/tillsyn/A 10862-2025 tillsynsbegäran.docx
@@ -218,7 +218,7 @@
     <w:r>
       <w:tab/>
       <w:tab/>
-      <w:t>2025-03-22</w:t>
+      <w:t>2025-03-23</w:t>
       <w:br/>
       <w:br/>
     </w:r>

--- a/tillsyn/A 10862-2025 tillsynsbegäran.docx
+++ b/tillsyn/A 10862-2025 tillsynsbegäran.docx
@@ -218,7 +218,7 @@
     <w:r>
       <w:tab/>
       <w:tab/>
-      <w:t>2025-03-23</w:t>
+      <w:t>2025-03-24</w:t>
       <w:br/>
       <w:br/>
     </w:r>

--- a/tillsyn/A 10862-2025 tillsynsbegäran.docx
+++ b/tillsyn/A 10862-2025 tillsynsbegäran.docx
@@ -218,7 +218,7 @@
     <w:r>
       <w:tab/>
       <w:tab/>
-      <w:t>2025-03-24</w:t>
+      <w:t>2025-03-25</w:t>
       <w:br/>
       <w:br/>
     </w:r>

--- a/tillsyn/A 10862-2025 tillsynsbegäran.docx
+++ b/tillsyn/A 10862-2025 tillsynsbegäran.docx
@@ -218,7 +218,7 @@
     <w:r>
       <w:tab/>
       <w:tab/>
-      <w:t>2025-03-25</w:t>
+      <w:t>2025-03-26</w:t>
       <w:br/>
       <w:br/>
     </w:r>

--- a/tillsyn/A 10862-2025 tillsynsbegäran.docx
+++ b/tillsyn/A 10862-2025 tillsynsbegäran.docx
@@ -218,7 +218,7 @@
     <w:r>
       <w:tab/>
       <w:tab/>
-      <w:t>2025-03-26</w:t>
+      <w:t>2025-03-27</w:t>
       <w:br/>
       <w:br/>
     </w:r>

--- a/tillsyn/A 10862-2025 tillsynsbegäran.docx
+++ b/tillsyn/A 10862-2025 tillsynsbegäran.docx
@@ -218,7 +218,7 @@
     <w:r>
       <w:tab/>
       <w:tab/>
-      <w:t>2025-03-27</w:t>
+      <w:t>2025-03-28</w:t>
       <w:br/>
       <w:br/>
     </w:r>

--- a/tillsyn/A 10862-2025 tillsynsbegäran.docx
+++ b/tillsyn/A 10862-2025 tillsynsbegäran.docx
@@ -218,7 +218,7 @@
     <w:r>
       <w:tab/>
       <w:tab/>
-      <w:t>2025-03-28</w:t>
+      <w:t>2025-03-29</w:t>
       <w:br/>
       <w:br/>
     </w:r>

--- a/tillsyn/A 10862-2025 tillsynsbegäran.docx
+++ b/tillsyn/A 10862-2025 tillsynsbegäran.docx
@@ -218,7 +218,7 @@
     <w:r>
       <w:tab/>
       <w:tab/>
-      <w:t>2025-04-02</w:t>
+      <w:t>2025-04-03</w:t>
       <w:br/>
       <w:br/>
     </w:r>

--- a/tillsyn/A 10862-2025 tillsynsbegäran.docx
+++ b/tillsyn/A 10862-2025 tillsynsbegäran.docx
@@ -218,7 +218,7 @@
     <w:r>
       <w:tab/>
       <w:tab/>
-      <w:t>2025-04-03</w:t>
+      <w:t>2025-04-05</w:t>
       <w:br/>
       <w:br/>
     </w:r>

--- a/tillsyn/A 10862-2025 tillsynsbegäran.docx
+++ b/tillsyn/A 10862-2025 tillsynsbegäran.docx
@@ -218,7 +218,7 @@
     <w:r>
       <w:tab/>
       <w:tab/>
-      <w:t>2025-04-05</w:t>
+      <w:t>2025-04-06</w:t>
       <w:br/>
       <w:br/>
     </w:r>

--- a/tillsyn/A 10862-2025 tillsynsbegäran.docx
+++ b/tillsyn/A 10862-2025 tillsynsbegäran.docx
@@ -218,7 +218,7 @@
     <w:r>
       <w:tab/>
       <w:tab/>
-      <w:t>2025-04-06</w:t>
+      <w:t>2025-04-07</w:t>
       <w:br/>
       <w:br/>
     </w:r>

--- a/tillsyn/A 10862-2025 tillsynsbegäran.docx
+++ b/tillsyn/A 10862-2025 tillsynsbegäran.docx
@@ -218,7 +218,7 @@
     <w:r>
       <w:tab/>
       <w:tab/>
-      <w:t>2025-04-07</w:t>
+      <w:t>2025-04-08</w:t>
       <w:br/>
       <w:br/>
     </w:r>

--- a/tillsyn/A 10862-2025 tillsynsbegäran.docx
+++ b/tillsyn/A 10862-2025 tillsynsbegäran.docx
@@ -218,7 +218,7 @@
     <w:r>
       <w:tab/>
       <w:tab/>
-      <w:t>2025-04-08</w:t>
+      <w:t>2025-04-09</w:t>
       <w:br/>
       <w:br/>
     </w:r>

--- a/tillsyn/A 10862-2025 tillsynsbegäran.docx
+++ b/tillsyn/A 10862-2025 tillsynsbegäran.docx
@@ -90,6 +90,17 @@
         <w:t>Figur 1. Fyndplatser för naturvårdsarter i det avverkningsanmälda området (röd linje). Markörer utan svart kant är placerade på fyndplatsen. Markörer med svart kant är placerade vid sidan av fyndplatsen och har ett svart streck som visar fyndplatsens exakta position. Kartans mittpunktskoordinat är N 6230371, E 526271 i SWEREF 99 TM.</w:t>
       </w:r>
     </w:p>
+    <w:p>
+      <w:r>
+        <w:rPr>
+          <w:b/>
+        </w:rPr>
+        <w:t>Skuggorangelav (NT)</w:t>
+      </w:r>
+      <w:r>
+        <w:t xml:space="preserve"> växer främst på gamla grova ekar i halvöppna lägen. På lokaler med skuggorangelav måste ett tillräckligt antal unga träd tillåtas bli mycket gamla för att på lång sikt ersätta de nuvarande gammelträden (SLU Artdatabanken, 2024).</w:t>
+      </w:r>
+    </w:p>
     <w:sectPr>
       <w:headerReference w:type="even" r:id="rId8"/>
       <w:headerReference w:type="default" r:id="rId9"/>
@@ -218,7 +229,7 @@
     <w:r>
       <w:tab/>
       <w:tab/>
-      <w:t>2025-04-09</w:t>
+      <w:t>2025-04-10</w:t>
       <w:br/>
       <w:br/>
     </w:r>

--- a/tillsyn/A 10862-2025 tillsynsbegäran.docx
+++ b/tillsyn/A 10862-2025 tillsynsbegäran.docx
@@ -229,7 +229,7 @@
     <w:r>
       <w:tab/>
       <w:tab/>
-      <w:t>2025-04-10</w:t>
+      <w:t>2025-04-11</w:t>
       <w:br/>
       <w:br/>
     </w:r>

--- a/tillsyn/A 10862-2025 tillsynsbegäran.docx
+++ b/tillsyn/A 10862-2025 tillsynsbegäran.docx
@@ -229,7 +229,7 @@
     <w:r>
       <w:tab/>
       <w:tab/>
-      <w:t>2025-04-11</w:t>
+      <w:t>2025-04-12</w:t>
       <w:br/>
       <w:br/>
     </w:r>

--- a/tillsyn/A 10862-2025 tillsynsbegäran.docx
+++ b/tillsyn/A 10862-2025 tillsynsbegäran.docx
@@ -229,7 +229,7 @@
     <w:r>
       <w:tab/>
       <w:tab/>
-      <w:t>2025-04-12</w:t>
+      <w:t>2025-04-13</w:t>
       <w:br/>
       <w:br/>
     </w:r>

--- a/tillsyn/A 10862-2025 tillsynsbegäran.docx
+++ b/tillsyn/A 10862-2025 tillsynsbegäran.docx
@@ -229,7 +229,7 @@
     <w:r>
       <w:tab/>
       <w:tab/>
-      <w:t>2025-04-13</w:t>
+      <w:t>2025-04-14</w:t>
       <w:br/>
       <w:br/>
     </w:r>

--- a/tillsyn/A 10862-2025 tillsynsbegäran.docx
+++ b/tillsyn/A 10862-2025 tillsynsbegäran.docx
@@ -229,7 +229,7 @@
     <w:r>
       <w:tab/>
       <w:tab/>
-      <w:t>2025-04-14</w:t>
+      <w:t>2025-04-15</w:t>
       <w:br/>
       <w:br/>
     </w:r>

--- a/tillsyn/A 10862-2025 tillsynsbegäran.docx
+++ b/tillsyn/A 10862-2025 tillsynsbegäran.docx
@@ -229,7 +229,7 @@
     <w:r>
       <w:tab/>
       <w:tab/>
-      <w:t>2025-04-15</w:t>
+      <w:t>2025-04-16</w:t>
       <w:br/>
       <w:br/>
     </w:r>

--- a/tillsyn/A 10862-2025 tillsynsbegäran.docx
+++ b/tillsyn/A 10862-2025 tillsynsbegäran.docx
@@ -229,7 +229,7 @@
     <w:r>
       <w:tab/>
       <w:tab/>
-      <w:t>2025-04-16</w:t>
+      <w:t>2025-04-17</w:t>
       <w:br/>
       <w:br/>
     </w:r>

--- a/tillsyn/A 10862-2025 tillsynsbegäran.docx
+++ b/tillsyn/A 10862-2025 tillsynsbegäran.docx
@@ -229,7 +229,7 @@
     <w:r>
       <w:tab/>
       <w:tab/>
-      <w:t>2025-04-17</w:t>
+      <w:t>2025-04-18</w:t>
       <w:br/>
       <w:br/>
     </w:r>

--- a/tillsyn/A 10862-2025 tillsynsbegäran.docx
+++ b/tillsyn/A 10862-2025 tillsynsbegäran.docx
@@ -229,7 +229,7 @@
     <w:r>
       <w:tab/>
       <w:tab/>
-      <w:t>2025-04-18</w:t>
+      <w:t>2025-04-19</w:t>
       <w:br/>
       <w:br/>
     </w:r>

--- a/tillsyn/A 10862-2025 tillsynsbegäran.docx
+++ b/tillsyn/A 10862-2025 tillsynsbegäran.docx
@@ -229,7 +229,7 @@
     <w:r>
       <w:tab/>
       <w:tab/>
-      <w:t>2025-05-03</w:t>
+      <w:t>2025-05-04</w:t>
       <w:br/>
       <w:br/>
     </w:r>

--- a/tillsyn/A 10862-2025 tillsynsbegäran.docx
+++ b/tillsyn/A 10862-2025 tillsynsbegäran.docx
@@ -229,7 +229,7 @@
     <w:r>
       <w:tab/>
       <w:tab/>
-      <w:t>2025-05-04</w:t>
+      <w:t>2025-05-06</w:t>
       <w:br/>
       <w:br/>
     </w:r>

--- a/tillsyn/A 10862-2025 tillsynsbegäran.docx
+++ b/tillsyn/A 10862-2025 tillsynsbegäran.docx
@@ -229,7 +229,7 @@
     <w:r>
       <w:tab/>
       <w:tab/>
-      <w:t>2025-05-06</w:t>
+      <w:t>2025-05-07</w:t>
       <w:br/>
       <w:br/>
     </w:r>

--- a/tillsyn/A 10862-2025 tillsynsbegäran.docx
+++ b/tillsyn/A 10862-2025 tillsynsbegäran.docx
@@ -229,7 +229,7 @@
     <w:r>
       <w:tab/>
       <w:tab/>
-      <w:t>2025-05-07</w:t>
+      <w:t>2025-05-08</w:t>
       <w:br/>
       <w:br/>
     </w:r>

--- a/tillsyn/A 10862-2025 tillsynsbegäran.docx
+++ b/tillsyn/A 10862-2025 tillsynsbegäran.docx
@@ -229,7 +229,7 @@
     <w:r>
       <w:tab/>
       <w:tab/>
-      <w:t>2025-05-08</w:t>
+      <w:t>2025-05-09</w:t>
       <w:br/>
       <w:br/>
     </w:r>

--- a/tillsyn/A 10862-2025 tillsynsbegäran.docx
+++ b/tillsyn/A 10862-2025 tillsynsbegäran.docx
@@ -229,7 +229,7 @@
     <w:r>
       <w:tab/>
       <w:tab/>
-      <w:t>2025-05-09</w:t>
+      <w:t>2025-05-10</w:t>
       <w:br/>
       <w:br/>
     </w:r>

--- a/tillsyn/A 10862-2025 tillsynsbegäran.docx
+++ b/tillsyn/A 10862-2025 tillsynsbegäran.docx
@@ -229,7 +229,7 @@
     <w:r>
       <w:tab/>
       <w:tab/>
-      <w:t>2025-05-10</w:t>
+      <w:t>2025-05-11</w:t>
       <w:br/>
       <w:br/>
     </w:r>

--- a/tillsyn/A 10862-2025 tillsynsbegäran.docx
+++ b/tillsyn/A 10862-2025 tillsynsbegäran.docx
@@ -229,7 +229,7 @@
     <w:r>
       <w:tab/>
       <w:tab/>
-      <w:t>2025-05-11</w:t>
+      <w:t>2025-05-12</w:t>
       <w:br/>
       <w:br/>
     </w:r>

--- a/tillsyn/A 10862-2025 tillsynsbegäran.docx
+++ b/tillsyn/A 10862-2025 tillsynsbegäran.docx
@@ -229,7 +229,7 @@
     <w:r>
       <w:tab/>
       <w:tab/>
-      <w:t>2025-05-12</w:t>
+      <w:t>2025-05-13</w:t>
       <w:br/>
       <w:br/>
     </w:r>

--- a/tillsyn/A 10862-2025 tillsynsbegäran.docx
+++ b/tillsyn/A 10862-2025 tillsynsbegäran.docx
@@ -229,7 +229,7 @@
     <w:r>
       <w:tab/>
       <w:tab/>
-      <w:t>2025-05-13</w:t>
+      <w:t>2025-05-14</w:t>
       <w:br/>
       <w:br/>
     </w:r>

--- a/tillsyn/A 10862-2025 tillsynsbegäran.docx
+++ b/tillsyn/A 10862-2025 tillsynsbegäran.docx
@@ -229,7 +229,7 @@
     <w:r>
       <w:tab/>
       <w:tab/>
-      <w:t>2025-05-14</w:t>
+      <w:t>2025-05-15</w:t>
       <w:br/>
       <w:br/>
     </w:r>

--- a/tillsyn/A 10862-2025 tillsynsbegäran.docx
+++ b/tillsyn/A 10862-2025 tillsynsbegäran.docx
@@ -229,7 +229,7 @@
     <w:r>
       <w:tab/>
       <w:tab/>
-      <w:t>2025-05-15</w:t>
+      <w:t>2025-05-16</w:t>
       <w:br/>
       <w:br/>
     </w:r>

--- a/tillsyn/A 10862-2025 tillsynsbegäran.docx
+++ b/tillsyn/A 10862-2025 tillsynsbegäran.docx
@@ -229,7 +229,7 @@
     <w:r>
       <w:tab/>
       <w:tab/>
-      <w:t>2025-05-16</w:t>
+      <w:t>2025-05-17</w:t>
       <w:br/>
       <w:br/>
     </w:r>

--- a/tillsyn/A 10862-2025 tillsynsbegäran.docx
+++ b/tillsyn/A 10862-2025 tillsynsbegäran.docx
@@ -229,7 +229,7 @@
     <w:r>
       <w:tab/>
       <w:tab/>
-      <w:t>2025-05-17</w:t>
+      <w:t>2025-05-18</w:t>
       <w:br/>
       <w:br/>
     </w:r>

--- a/tillsyn/A 10862-2025 tillsynsbegäran.docx
+++ b/tillsyn/A 10862-2025 tillsynsbegäran.docx
@@ -229,7 +229,7 @@
     <w:r>
       <w:tab/>
       <w:tab/>
-      <w:t>2025-05-18</w:t>
+      <w:t>2025-05-19</w:t>
       <w:br/>
       <w:br/>
     </w:r>

--- a/tillsyn/A 10862-2025 tillsynsbegäran.docx
+++ b/tillsyn/A 10862-2025 tillsynsbegäran.docx
@@ -229,7 +229,7 @@
     <w:r>
       <w:tab/>
       <w:tab/>
-      <w:t>2025-05-19</w:t>
+      <w:t>2025-05-20</w:t>
       <w:br/>
       <w:br/>
     </w:r>

--- a/tillsyn/A 10862-2025 tillsynsbegäran.docx
+++ b/tillsyn/A 10862-2025 tillsynsbegäran.docx
@@ -229,7 +229,7 @@
     <w:r>
       <w:tab/>
       <w:tab/>
-      <w:t>2025-05-20</w:t>
+      <w:t>2025-05-21</w:t>
       <w:br/>
       <w:br/>
     </w:r>

--- a/tillsyn/A 10862-2025 tillsynsbegäran.docx
+++ b/tillsyn/A 10862-2025 tillsynsbegäran.docx
@@ -229,7 +229,7 @@
     <w:r>
       <w:tab/>
       <w:tab/>
-      <w:t>2025-05-21</w:t>
+      <w:t>2025-05-22</w:t>
       <w:br/>
       <w:br/>
     </w:r>

--- a/tillsyn/A 10862-2025 tillsynsbegäran.docx
+++ b/tillsyn/A 10862-2025 tillsynsbegäran.docx
@@ -229,7 +229,7 @@
     <w:r>
       <w:tab/>
       <w:tab/>
-      <w:t>2025-05-22</w:t>
+      <w:t>2025-05-23</w:t>
       <w:br/>
       <w:br/>
     </w:r>

--- a/tillsyn/A 10862-2025 tillsynsbegäran.docx
+++ b/tillsyn/A 10862-2025 tillsynsbegäran.docx
@@ -229,7 +229,7 @@
     <w:r>
       <w:tab/>
       <w:tab/>
-      <w:t>2025-05-23</w:t>
+      <w:t>2025-05-24</w:t>
       <w:br/>
       <w:br/>
     </w:r>

--- a/tillsyn/A 10862-2025 tillsynsbegäran.docx
+++ b/tillsyn/A 10862-2025 tillsynsbegäran.docx
@@ -229,7 +229,7 @@
     <w:r>
       <w:tab/>
       <w:tab/>
-      <w:t>2025-05-24</w:t>
+      <w:t>2025-05-25</w:t>
       <w:br/>
       <w:br/>
     </w:r>

--- a/tillsyn/A 10862-2025 tillsynsbegäran.docx
+++ b/tillsyn/A 10862-2025 tillsynsbegäran.docx
@@ -229,7 +229,7 @@
     <w:r>
       <w:tab/>
       <w:tab/>
-      <w:t>2025-05-25</w:t>
+      <w:t>2025-05-26</w:t>
       <w:br/>
       <w:br/>
     </w:r>

--- a/tillsyn/A 10862-2025 tillsynsbegäran.docx
+++ b/tillsyn/A 10862-2025 tillsynsbegäran.docx
@@ -229,7 +229,7 @@
     <w:r>
       <w:tab/>
       <w:tab/>
-      <w:t>2025-05-26</w:t>
+      <w:t>2025-05-27</w:t>
       <w:br/>
       <w:br/>
     </w:r>

--- a/tillsyn/A 10862-2025 tillsynsbegäran.docx
+++ b/tillsyn/A 10862-2025 tillsynsbegäran.docx
@@ -229,7 +229,7 @@
     <w:r>
       <w:tab/>
       <w:tab/>
-      <w:t>2025-05-27</w:t>
+      <w:t>2025-05-30</w:t>
       <w:br/>
       <w:br/>
     </w:r>

--- a/tillsyn/A 10862-2025 tillsynsbegäran.docx
+++ b/tillsyn/A 10862-2025 tillsynsbegäran.docx
@@ -229,7 +229,7 @@
     <w:r>
       <w:tab/>
       <w:tab/>
-      <w:t>2025-05-30</w:t>
+      <w:t>2025-06-01</w:t>
       <w:br/>
       <w:br/>
     </w:r>

--- a/tillsyn/A 10862-2025 tillsynsbegäran.docx
+++ b/tillsyn/A 10862-2025 tillsynsbegäran.docx
@@ -229,7 +229,7 @@
     <w:r>
       <w:tab/>
       <w:tab/>
-      <w:t>2025-06-01</w:t>
+      <w:t>2025-06-02</w:t>
       <w:br/>
       <w:br/>
     </w:r>

--- a/tillsyn/A 10862-2025 tillsynsbegäran.docx
+++ b/tillsyn/A 10862-2025 tillsynsbegäran.docx
@@ -229,7 +229,7 @@
     <w:r>
       <w:tab/>
       <w:tab/>
-      <w:t>2025-06-02</w:t>
+      <w:t>2025-06-03</w:t>
       <w:br/>
       <w:br/>
     </w:r>

--- a/tillsyn/A 10862-2025 tillsynsbegäran.docx
+++ b/tillsyn/A 10862-2025 tillsynsbegäran.docx
@@ -229,7 +229,7 @@
     <w:r>
       <w:tab/>
       <w:tab/>
-      <w:t>2025-06-03</w:t>
+      <w:t>2025-06-04</w:t>
       <w:br/>
       <w:br/>
     </w:r>

--- a/tillsyn/A 10862-2025 tillsynsbegäran.docx
+++ b/tillsyn/A 10862-2025 tillsynsbegäran.docx
@@ -229,7 +229,7 @@
     <w:r>
       <w:tab/>
       <w:tab/>
-      <w:t>2025-06-04</w:t>
+      <w:t>2025-06-05</w:t>
       <w:br/>
       <w:br/>
     </w:r>

--- a/tillsyn/A 10862-2025 tillsynsbegäran.docx
+++ b/tillsyn/A 10862-2025 tillsynsbegäran.docx
@@ -229,7 +229,7 @@
     <w:r>
       <w:tab/>
       <w:tab/>
-      <w:t>2025-06-13</w:t>
+      <w:t>2025-06-15</w:t>
       <w:br/>
       <w:br/>
     </w:r>

--- a/tillsyn/A 10862-2025 tillsynsbegäran.docx
+++ b/tillsyn/A 10862-2025 tillsynsbegäran.docx
@@ -229,7 +229,7 @@
     <w:r>
       <w:tab/>
       <w:tab/>
-      <w:t>2025-06-15</w:t>
+      <w:t>2025-06-16</w:t>
       <w:br/>
       <w:br/>
     </w:r>

--- a/tillsyn/A 10862-2025 tillsynsbegäran.docx
+++ b/tillsyn/A 10862-2025 tillsynsbegäran.docx
@@ -229,7 +229,7 @@
     <w:r>
       <w:tab/>
       <w:tab/>
-      <w:t>2025-06-16</w:t>
+      <w:t>2025-06-17</w:t>
       <w:br/>
       <w:br/>
     </w:r>

--- a/tillsyn/A 10862-2025 tillsynsbegäran.docx
+++ b/tillsyn/A 10862-2025 tillsynsbegäran.docx
@@ -229,7 +229,7 @@
     <w:r>
       <w:tab/>
       <w:tab/>
-      <w:t>2025-06-17</w:t>
+      <w:t>2025-06-18</w:t>
       <w:br/>
       <w:br/>
     </w:r>

--- a/tillsyn/A 10862-2025 tillsynsbegäran.docx
+++ b/tillsyn/A 10862-2025 tillsynsbegäran.docx
@@ -229,7 +229,7 @@
     <w:r>
       <w:tab/>
       <w:tab/>
-      <w:t>2025-06-18</w:t>
+      <w:t>2025-06-19</w:t>
       <w:br/>
       <w:br/>
     </w:r>

--- a/tillsyn/A 10862-2025 tillsynsbegäran.docx
+++ b/tillsyn/A 10862-2025 tillsynsbegäran.docx
@@ -229,7 +229,7 @@
     <w:r>
       <w:tab/>
       <w:tab/>
-      <w:t>2025-06-19</w:t>
+      <w:t>2025-06-20</w:t>
       <w:br/>
       <w:br/>
     </w:r>

--- a/tillsyn/A 10862-2025 tillsynsbegäran.docx
+++ b/tillsyn/A 10862-2025 tillsynsbegäran.docx
@@ -229,7 +229,7 @@
     <w:r>
       <w:tab/>
       <w:tab/>
-      <w:t>2025-06-20</w:t>
+      <w:t>2025-06-21</w:t>
       <w:br/>
       <w:br/>
     </w:r>

--- a/tillsyn/A 10862-2025 tillsynsbegäran.docx
+++ b/tillsyn/A 10862-2025 tillsynsbegäran.docx
@@ -229,7 +229,7 @@
     <w:r>
       <w:tab/>
       <w:tab/>
-      <w:t>2025-06-21</w:t>
+      <w:t>2025-06-22</w:t>
       <w:br/>
       <w:br/>
     </w:r>

--- a/tillsyn/A 10862-2025 tillsynsbegäran.docx
+++ b/tillsyn/A 10862-2025 tillsynsbegäran.docx
@@ -229,7 +229,7 @@
     <w:r>
       <w:tab/>
       <w:tab/>
-      <w:t>2025-06-22</w:t>
+      <w:t>2025-06-23</w:t>
       <w:br/>
       <w:br/>
     </w:r>

--- a/tillsyn/A 10862-2025 tillsynsbegäran.docx
+++ b/tillsyn/A 10862-2025 tillsynsbegäran.docx
@@ -229,7 +229,7 @@
     <w:r>
       <w:tab/>
       <w:tab/>
-      <w:t>2025-06-23</w:t>
+      <w:t>2025-06-24</w:t>
       <w:br/>
       <w:br/>
     </w:r>

--- a/tillsyn/A 10862-2025 tillsynsbegäran.docx
+++ b/tillsyn/A 10862-2025 tillsynsbegäran.docx
@@ -229,7 +229,7 @@
     <w:r>
       <w:tab/>
       <w:tab/>
-      <w:t>2025-06-24</w:t>
+      <w:t>2025-06-25</w:t>
       <w:br/>
       <w:br/>
     </w:r>

--- a/tillsyn/A 10862-2025 tillsynsbegäran.docx
+++ b/tillsyn/A 10862-2025 tillsynsbegäran.docx
@@ -229,7 +229,7 @@
     <w:r>
       <w:tab/>
       <w:tab/>
-      <w:t>2025-06-25</w:t>
+      <w:t>2025-06-26</w:t>
       <w:br/>
       <w:br/>
     </w:r>

--- a/tillsyn/A 10862-2025 tillsynsbegäran.docx
+++ b/tillsyn/A 10862-2025 tillsynsbegäran.docx
@@ -229,7 +229,7 @@
     <w:r>
       <w:tab/>
       <w:tab/>
-      <w:t>2025-06-26</w:t>
+      <w:t>2025-06-27</w:t>
       <w:br/>
       <w:br/>
     </w:r>

--- a/tillsyn/A 10862-2025 tillsynsbegäran.docx
+++ b/tillsyn/A 10862-2025 tillsynsbegäran.docx
@@ -229,7 +229,7 @@
     <w:r>
       <w:tab/>
       <w:tab/>
-      <w:t>2025-06-27</w:t>
+      <w:t>2025-06-28</w:t>
       <w:br/>
       <w:br/>
     </w:r>

--- a/tillsyn/A 10862-2025 tillsynsbegäran.docx
+++ b/tillsyn/A 10862-2025 tillsynsbegäran.docx
@@ -229,7 +229,7 @@
     <w:r>
       <w:tab/>
       <w:tab/>
-      <w:t>2025-06-28</w:t>
+      <w:t>2025-06-29</w:t>
       <w:br/>
       <w:br/>
     </w:r>

--- a/tillsyn/A 10862-2025 tillsynsbegäran.docx
+++ b/tillsyn/A 10862-2025 tillsynsbegäran.docx
@@ -229,7 +229,7 @@
     <w:r>
       <w:tab/>
       <w:tab/>
-      <w:t>2025-06-29</w:t>
+      <w:t>2025-06-30</w:t>
       <w:br/>
       <w:br/>
     </w:r>

--- a/tillsyn/A 10862-2025 tillsynsbegäran.docx
+++ b/tillsyn/A 10862-2025 tillsynsbegäran.docx
@@ -229,7 +229,7 @@
     <w:r>
       <w:tab/>
       <w:tab/>
-      <w:t>2025-06-30</w:t>
+      <w:t>2025-07-01</w:t>
       <w:br/>
       <w:br/>
     </w:r>

--- a/tillsyn/A 10862-2025 tillsynsbegäran.docx
+++ b/tillsyn/A 10862-2025 tillsynsbegäran.docx
@@ -229,7 +229,7 @@
     <w:r>
       <w:tab/>
       <w:tab/>
-      <w:t>2025-07-01</w:t>
+      <w:t>2025-07-02</w:t>
       <w:br/>
       <w:br/>
     </w:r>

--- a/tillsyn/A 10862-2025 tillsynsbegäran.docx
+++ b/tillsyn/A 10862-2025 tillsynsbegäran.docx
@@ -229,7 +229,7 @@
     <w:r>
       <w:tab/>
       <w:tab/>
-      <w:t>2025-07-02</w:t>
+      <w:t>2025-07-03</w:t>
       <w:br/>
       <w:br/>
     </w:r>

--- a/tillsyn/A 10862-2025 tillsynsbegäran.docx
+++ b/tillsyn/A 10862-2025 tillsynsbegäran.docx
@@ -229,7 +229,7 @@
     <w:r>
       <w:tab/>
       <w:tab/>
-      <w:t>2025-07-03</w:t>
+      <w:t>2025-07-04</w:t>
       <w:br/>
       <w:br/>
     </w:r>

--- a/tillsyn/A 10862-2025 tillsynsbegäran.docx
+++ b/tillsyn/A 10862-2025 tillsynsbegäran.docx
@@ -229,7 +229,7 @@
     <w:r>
       <w:tab/>
       <w:tab/>
-      <w:t>2025-07-04</w:t>
+      <w:t>2025-07-05</w:t>
       <w:br/>
       <w:br/>
     </w:r>

--- a/tillsyn/A 10862-2025 tillsynsbegäran.docx
+++ b/tillsyn/A 10862-2025 tillsynsbegäran.docx
@@ -229,7 +229,7 @@
     <w:r>
       <w:tab/>
       <w:tab/>
-      <w:t>2025-07-05</w:t>
+      <w:t>2025-07-06</w:t>
       <w:br/>
       <w:br/>
     </w:r>

--- a/tillsyn/A 10862-2025 tillsynsbegäran.docx
+++ b/tillsyn/A 10862-2025 tillsynsbegäran.docx
@@ -229,7 +229,7 @@
     <w:r>
       <w:tab/>
       <w:tab/>
-      <w:t>2025-07-06</w:t>
+      <w:t>2025-07-07</w:t>
       <w:br/>
       <w:br/>
     </w:r>

--- a/tillsyn/A 10862-2025 tillsynsbegäran.docx
+++ b/tillsyn/A 10862-2025 tillsynsbegäran.docx
@@ -229,7 +229,7 @@
     <w:r>
       <w:tab/>
       <w:tab/>
-      <w:t>2025-07-07</w:t>
+      <w:t>2025-07-08</w:t>
       <w:br/>
       <w:br/>
     </w:r>

--- a/tillsyn/A 10862-2025 tillsynsbegäran.docx
+++ b/tillsyn/A 10862-2025 tillsynsbegäran.docx
@@ -229,7 +229,7 @@
     <w:r>
       <w:tab/>
       <w:tab/>
-      <w:t>2025-07-08</w:t>
+      <w:t>2025-07-09</w:t>
       <w:br/>
       <w:br/>
     </w:r>

--- a/tillsyn/A 10862-2025 tillsynsbegäran.docx
+++ b/tillsyn/A 10862-2025 tillsynsbegäran.docx
@@ -229,7 +229,7 @@
     <w:r>
       <w:tab/>
       <w:tab/>
-      <w:t>2025-07-09</w:t>
+      <w:t>2025-07-11</w:t>
       <w:br/>
       <w:br/>
     </w:r>

--- a/tillsyn/A 10862-2025 tillsynsbegäran.docx
+++ b/tillsyn/A 10862-2025 tillsynsbegäran.docx
@@ -229,7 +229,7 @@
     <w:r>
       <w:tab/>
       <w:tab/>
-      <w:t>2025-07-11</w:t>
+      <w:t>2025-07-12</w:t>
       <w:br/>
       <w:br/>
     </w:r>

--- a/tillsyn/A 10862-2025 tillsynsbegäran.docx
+++ b/tillsyn/A 10862-2025 tillsynsbegäran.docx
@@ -229,7 +229,7 @@
     <w:r>
       <w:tab/>
       <w:tab/>
-      <w:t>2025-07-12</w:t>
+      <w:t>2025-07-13</w:t>
       <w:br/>
       <w:br/>
     </w:r>

--- a/tillsyn/A 10862-2025 tillsynsbegäran.docx
+++ b/tillsyn/A 10862-2025 tillsynsbegäran.docx
@@ -229,7 +229,7 @@
     <w:r>
       <w:tab/>
       <w:tab/>
-      <w:t>2025-07-13</w:t>
+      <w:t>2025-07-14</w:t>
       <w:br/>
       <w:br/>
     </w:r>

--- a/tillsyn/A 10862-2025 tillsynsbegäran.docx
+++ b/tillsyn/A 10862-2025 tillsynsbegäran.docx
@@ -229,7 +229,7 @@
     <w:r>
       <w:tab/>
       <w:tab/>
-      <w:t>2025-08-06</w:t>
+      <w:t>2025-08-09</w:t>
       <w:br/>
       <w:br/>
     </w:r>
